--- a/Programme_Petra_NAGY.docx
+++ b/Programme_Petra_NAGY.docx
@@ -179,7 +179,7 @@
               <w:spacing w:before="40" w:after="40"/>
             </w:pPr>
             <w:r>
-              <w:t>220</w:t>
+              <w:t>………</w:t>
             </w:r>
           </w:p>
         </w:tc>
@@ -289,17 +289,6 @@
         </w:tc>
       </w:tr>
     </w:tbl>
-    <w:p>
-      <w:pPr>
-        <w:spacing w:before="120"/>
-      </w:pPr>
-      <w:r>
-        <w:rPr>
-          <w:sz w:val="20"/>
-        </w:rPr>
-        <w:t>Prix terrain : 525 €/heure.</w:t>
-      </w:r>
-    </w:p>
     <w:sectPr>
       <w:headerReference w:type="default" r:id="rId8"/>
       <w:pgSz w:w="12240" w:h="15840"/>

--- a/Programme_Petra_NAGY.docx
+++ b/Programme_Petra_NAGY.docx
@@ -91,7 +91,7 @@
     </w:p>
     <w:p>
       <w:r>
-        <w:t>Samedi : Physique sur terrain 10h – 11h et Collectif 11h – 12h (avec Adel)</w:t>
+        <w:t>Samedi : Physique sur terrain 10h – 11h (avec Guillaume) et Collectif 11h – 12h (avec Adel)</w:t>
       </w:r>
     </w:p>
     <w:p>
